--- a/appendix/Doc-SZ - 20260421 - v2 (by 20260428).docx
+++ b/appendix/Doc-SZ - 20260421 - v2 (by 20260428).docx
@@ -4230,7 +4230,31 @@
               <w:rPr>
                 <w:rFonts w:ascii="Times New Roman" w:eastAsia="宋体" w:hAnsi="Times New Roman" w:cs="Times New Roman"/>
               </w:rPr>
-              <w:t>atadir = /data/bitcoinData</w:t>
+              <w:t xml:space="preserve">atadir = </w:t>
+            </w:r>
+            <w:r>
+              <w:rPr>
+                <w:rFonts w:ascii="Times New Roman" w:eastAsia="宋体" w:hAnsi="Times New Roman" w:cs="Times New Roman"/>
+              </w:rPr>
+              <w:t>/root</w:t>
+            </w:r>
+            <w:r>
+              <w:rPr>
+                <w:rFonts w:ascii="Times New Roman" w:eastAsia="宋体" w:hAnsi="Times New Roman" w:cs="Times New Roman"/>
+              </w:rPr>
+              <w:t>/data/bitcoin</w:t>
+            </w:r>
+            <w:r>
+              <w:rPr>
+                <w:rFonts w:ascii="Times New Roman" w:eastAsia="宋体" w:hAnsi="Times New Roman" w:cs="Times New Roman"/>
+              </w:rPr>
+              <w:t>d</w:t>
+            </w:r>
+            <w:r>
+              <w:rPr>
+                <w:rFonts w:ascii="Times New Roman" w:eastAsia="宋体" w:hAnsi="Times New Roman" w:cs="Times New Roman"/>
+              </w:rPr>
+              <w:t>ata</w:t>
             </w:r>
           </w:p>
         </w:tc>
@@ -4277,13 +4301,87 @@
         <w:rPr>
           <w:rFonts w:ascii="Times New Roman" w:eastAsia="宋体" w:hAnsi="Times New Roman" w:cs="Times New Roman"/>
         </w:rPr>
-        <w:t>C</w:t>
-      </w:r>
-      <w:r>
-        <w:rPr>
-          <w:rFonts w:ascii="Times New Roman" w:eastAsia="宋体" w:hAnsi="Times New Roman" w:cs="Times New Roman"/>
-        </w:rPr>
-        <w:t>heck whether bitcoin core has been set up successfully,</w:t>
+        <w:t>Run the Bitcoin Full node,</w:t>
+      </w:r>
+    </w:p>
+    <w:tbl>
+      <w:tblPr>
+        <w:tblStyle w:val="a4"/>
+        <w:tblW w:w="0" w:type="auto"/>
+        <w:tblLook w:val="04A0" w:firstRow="1" w:lastRow="0" w:firstColumn="1" w:lastColumn="0" w:noHBand="0" w:noVBand="1"/>
+      </w:tblPr>
+      <w:tblGrid>
+        <w:gridCol w:w="9350"/>
+      </w:tblGrid>
+      <w:tr>
+        <w:tc>
+          <w:tcPr>
+            <w:tcW w:w="9350" w:type="dxa"/>
+          </w:tcPr>
+          <w:p>
+            <w:pPr>
+              <w:rPr>
+                <w:rFonts w:ascii="Times New Roman" w:eastAsia="宋体" w:hAnsi="Times New Roman" w:cs="Times New Roman" w:hint="eastAsia"/>
+              </w:rPr>
+            </w:pPr>
+            <w:r>
+              <w:rPr>
+                <w:rFonts w:ascii="Times New Roman" w:eastAsia="宋体" w:hAnsi="Times New Roman" w:cs="Times New Roman" w:hint="eastAsia"/>
+              </w:rPr>
+              <w:t>#</w:t>
+            </w:r>
+            <w:r>
+              <w:rPr>
+                <w:rFonts w:ascii="Times New Roman" w:eastAsia="宋体" w:hAnsi="Times New Roman" w:cs="Times New Roman"/>
+              </w:rPr>
+              <w:t xml:space="preserve"> bitcoind</w:t>
+            </w:r>
+          </w:p>
+        </w:tc>
+      </w:tr>
+    </w:tbl>
+    <w:p>
+      <w:pPr>
+        <w:spacing w:before="240"/>
+        <w:rPr>
+          <w:rFonts w:ascii="Times New Roman" w:eastAsia="宋体" w:hAnsi="Times New Roman" w:cs="Times New Roman"/>
+        </w:rPr>
+      </w:pPr>
+      <w:r>
+        <w:rPr>
+          <w:rFonts w:ascii="Times New Roman" w:eastAsia="宋体" w:hAnsi="Times New Roman" w:cs="Times New Roman"/>
+          <w:b/>
+          <w:bCs/>
+        </w:rPr>
+        <w:t xml:space="preserve">Step </w:t>
+      </w:r>
+      <w:r>
+        <w:rPr>
+          <w:rFonts w:ascii="Times New Roman" w:eastAsia="宋体" w:hAnsi="Times New Roman" w:cs="Times New Roman"/>
+          <w:b/>
+          <w:bCs/>
+        </w:rPr>
+        <w:t>4</w:t>
+      </w:r>
+      <w:r>
+        <w:rPr>
+          <w:rFonts w:ascii="Times New Roman" w:eastAsia="宋体" w:hAnsi="Times New Roman" w:cs="Times New Roman"/>
+          <w:b/>
+          <w:bCs/>
+        </w:rPr>
+        <w:t>:</w:t>
+      </w:r>
+      <w:r>
+        <w:rPr>
+          <w:rFonts w:ascii="Times New Roman" w:eastAsia="宋体" w:hAnsi="Times New Roman" w:cs="Times New Roman"/>
+        </w:rPr>
+        <w:t xml:space="preserve"> </w:t>
+      </w:r>
+      <w:r>
+        <w:rPr>
+          <w:rFonts w:ascii="Times New Roman" w:eastAsia="宋体" w:hAnsi="Times New Roman" w:cs="Times New Roman"/>
+        </w:rPr>
+        <w:t>Check whether bitcoin core has been set up successfully,</w:t>
       </w:r>
     </w:p>
     <w:tbl>
